--- a/docs/Project_Report.docx
+++ b/docs/Project_Report.docx
@@ -544,8 +544,8 @@
     </w:p>
     <w:tbl>
       <w:tblPr>
+        <w:tblStyle w:val="TableGrid"/>
         <w:tblW w:type="auto" w:w="0"/>
-        <w:tblLayout w:type="autofit"/>
         <w:tblLook w:firstColumn="1" w:firstRow="1" w:lastColumn="0" w:lastRow="0" w:noHBand="0" w:noVBand="1" w:val="04A0"/>
       </w:tblPr>
       <w:tblGrid>
@@ -557,23 +557,15 @@
         <w:tc>
           <w:tcPr>
             <w:tcW w:type="dxa" w:w="3120"/>
-            <w:shd w:fill="EFEFEF"/>
-            <w:tcMar>
-              <w:top w:w="120" w:type="dxa"/>
-              <w:bottom w:w="120" w:type="dxa"/>
-              <w:left w:w="144" w:type="dxa"/>
-              <w:right w:w="144" w:type="dxa"/>
-            </w:tcMar>
+            <w:shd w:fill="ECEFF1"/>
           </w:tcPr>
           <w:p>
             <w:pPr>
-              <w:spacing w:before="40" w:after="40" w:line="252" w:lineRule="auto"/>
+              <w:spacing w:before="80" w:after="80"/>
             </w:pPr>
             <w:r>
               <w:rPr>
                 <w:b/>
-                <w:color w:val="000000"/>
-                <w:sz w:val="20"/>
               </w:rPr>
               <w:t>Test</w:t>
             </w:r>
@@ -582,23 +574,15 @@
         <w:tc>
           <w:tcPr>
             <w:tcW w:type="dxa" w:w="3120"/>
-            <w:shd w:fill="EFEFEF"/>
-            <w:tcMar>
-              <w:top w:w="120" w:type="dxa"/>
-              <w:bottom w:w="120" w:type="dxa"/>
-              <w:left w:w="144" w:type="dxa"/>
-              <w:right w:w="144" w:type="dxa"/>
-            </w:tcMar>
+            <w:shd w:fill="ECEFF1"/>
           </w:tcPr>
           <w:p>
             <w:pPr>
-              <w:spacing w:before="40" w:after="40" w:line="252" w:lineRule="auto"/>
+              <w:spacing w:before="80" w:after="80"/>
             </w:pPr>
             <w:r>
               <w:rPr>
                 <w:b/>
-                <w:color w:val="000000"/>
-                <w:sz w:val="20"/>
               </w:rPr>
               <w:t>What It Verifies</w:t>
             </w:r>
@@ -607,23 +591,15 @@
         <w:tc>
           <w:tcPr>
             <w:tcW w:type="dxa" w:w="3120"/>
-            <w:shd w:fill="EFEFEF"/>
-            <w:tcMar>
-              <w:top w:w="120" w:type="dxa"/>
-              <w:bottom w:w="120" w:type="dxa"/>
-              <w:left w:w="144" w:type="dxa"/>
-              <w:right w:w="144" w:type="dxa"/>
-            </w:tcMar>
+            <w:shd w:fill="ECEFF1"/>
           </w:tcPr>
           <w:p>
             <w:pPr>
-              <w:spacing w:before="40" w:after="40" w:line="252" w:lineRule="auto"/>
+              <w:spacing w:before="80" w:after="80"/>
             </w:pPr>
             <w:r>
               <w:rPr>
                 <w:b/>
-                <w:color w:val="000000"/>
-                <w:sz w:val="20"/>
               </w:rPr>
               <w:t>Result</w:t>
             </w:r>
@@ -634,22 +610,16 @@
         <w:tc>
           <w:tcPr>
             <w:tcW w:type="dxa" w:w="3120"/>
-            <w:tcMar>
-              <w:top w:w="100" w:type="dxa"/>
-              <w:bottom w:w="100" w:type="dxa"/>
-              <w:left w:w="144" w:type="dxa"/>
-              <w:right w:w="144" w:type="dxa"/>
-            </w:tcMar>
           </w:tcPr>
           <w:p>
             <w:pPr>
-              <w:spacing w:before="40" w:after="40" w:line="252" w:lineRule="auto"/>
+              <w:spacing w:before="80" w:after="80"/>
             </w:pPr>
             <w:r>
               <w:rPr>
                 <w:rFonts w:ascii="Courier New" w:hAnsi="Courier New"/>
                 <w:color w:val="C7254E"/>
-                <w:sz w:val="17"/>
+                <w:sz w:val="19"/>
               </w:rPr>
               <w:t>test_successful_stock_reduction</w:t>
             </w:r>
@@ -658,21 +628,12 @@
         <w:tc>
           <w:tcPr>
             <w:tcW w:type="dxa" w:w="3120"/>
-            <w:tcMar>
-              <w:top w:w="100" w:type="dxa"/>
-              <w:bottom w:w="100" w:type="dxa"/>
-              <w:left w:w="144" w:type="dxa"/>
-              <w:right w:w="144" w:type="dxa"/>
-            </w:tcMar>
           </w:tcPr>
           <w:p>
             <w:pPr>
-              <w:spacing w:before="40" w:after="40" w:line="252" w:lineRule="auto"/>
+              <w:spacing w:before="80" w:after="80"/>
             </w:pPr>
             <w:r>
-              <w:rPr>
-                <w:sz w:val="19"/>
-              </w:rPr>
               <w:t>Stock decreases correctly when sufficient</w:t>
             </w:r>
           </w:p>
@@ -680,21 +641,12 @@
         <w:tc>
           <w:tcPr>
             <w:tcW w:type="dxa" w:w="3120"/>
-            <w:tcMar>
-              <w:top w:w="100" w:type="dxa"/>
-              <w:bottom w:w="100" w:type="dxa"/>
-              <w:left w:w="144" w:type="dxa"/>
-              <w:right w:w="144" w:type="dxa"/>
-            </w:tcMar>
           </w:tcPr>
           <w:p>
             <w:pPr>
-              <w:spacing w:before="40" w:after="40" w:line="252" w:lineRule="auto"/>
+              <w:spacing w:before="80" w:after="80"/>
             </w:pPr>
             <w:r>
-              <w:rPr>
-                <w:sz w:val="19"/>
-              </w:rPr>
               <w:t>✅ Pass</w:t>
             </w:r>
           </w:p>
@@ -704,23 +656,16 @@
         <w:tc>
           <w:tcPr>
             <w:tcW w:type="dxa" w:w="3120"/>
-            <w:shd w:fill="F9F9F9"/>
-            <w:tcMar>
-              <w:top w:w="100" w:type="dxa"/>
-              <w:bottom w:w="100" w:type="dxa"/>
-              <w:left w:w="144" w:type="dxa"/>
-              <w:right w:w="144" w:type="dxa"/>
-            </w:tcMar>
           </w:tcPr>
           <w:p>
             <w:pPr>
-              <w:spacing w:before="40" w:after="40" w:line="252" w:lineRule="auto"/>
+              <w:spacing w:before="80" w:after="80"/>
             </w:pPr>
             <w:r>
               <w:rPr>
                 <w:rFonts w:ascii="Courier New" w:hAnsi="Courier New"/>
                 <w:color w:val="C7254E"/>
-                <w:sz w:val="17"/>
+                <w:sz w:val="19"/>
               </w:rPr>
               <w:t>test_out_of_stock_boundary_raises_exception</w:t>
             </w:r>
@@ -729,30 +674,20 @@
         <w:tc>
           <w:tcPr>
             <w:tcW w:type="dxa" w:w="3120"/>
-            <w:shd w:fill="F9F9F9"/>
-            <w:tcMar>
-              <w:top w:w="100" w:type="dxa"/>
-              <w:bottom w:w="100" w:type="dxa"/>
-              <w:left w:w="144" w:type="dxa"/>
-              <w:right w:w="144" w:type="dxa"/>
-            </w:tcMar>
           </w:tcPr>
           <w:p>
             <w:pPr>
-              <w:spacing w:before="40" w:after="40" w:line="252" w:lineRule="auto"/>
+              <w:spacing w:before="80" w:after="80"/>
             </w:pPr>
             <w:r>
               <w:rPr>
                 <w:rFonts w:ascii="Courier New" w:hAnsi="Courier New"/>
                 <w:color w:val="C7254E"/>
-                <w:sz w:val="17"/>
+                <w:sz w:val="19"/>
               </w:rPr>
               <w:t>OutOfStockError</w:t>
             </w:r>
             <w:r>
-              <w:rPr>
-                <w:sz w:val="19"/>
-              </w:rPr>
               <w:t xml:space="preserve"> raised when stock insufficient</w:t>
             </w:r>
           </w:p>
@@ -760,22 +695,12 @@
         <w:tc>
           <w:tcPr>
             <w:tcW w:type="dxa" w:w="3120"/>
-            <w:shd w:fill="F9F9F9"/>
-            <w:tcMar>
-              <w:top w:w="100" w:type="dxa"/>
-              <w:bottom w:w="100" w:type="dxa"/>
-              <w:left w:w="144" w:type="dxa"/>
-              <w:right w:w="144" w:type="dxa"/>
-            </w:tcMar>
           </w:tcPr>
           <w:p>
             <w:pPr>
-              <w:spacing w:before="40" w:after="40" w:line="252" w:lineRule="auto"/>
+              <w:spacing w:before="80" w:after="80"/>
             </w:pPr>
             <w:r>
-              <w:rPr>
-                <w:sz w:val="19"/>
-              </w:rPr>
               <w:t>✅ Pass</w:t>
             </w:r>
           </w:p>
@@ -785,22 +710,16 @@
         <w:tc>
           <w:tcPr>
             <w:tcW w:type="dxa" w:w="3120"/>
-            <w:tcMar>
-              <w:top w:w="100" w:type="dxa"/>
-              <w:bottom w:w="100" w:type="dxa"/>
-              <w:left w:w="144" w:type="dxa"/>
-              <w:right w:w="144" w:type="dxa"/>
-            </w:tcMar>
           </w:tcPr>
           <w:p>
             <w:pPr>
-              <w:spacing w:before="40" w:after="40" w:line="252" w:lineRule="auto"/>
+              <w:spacing w:before="80" w:after="80"/>
             </w:pPr>
             <w:r>
               <w:rPr>
                 <w:rFonts w:ascii="Courier New" w:hAnsi="Courier New"/>
                 <w:color w:val="C7254E"/>
-                <w:sz w:val="17"/>
+                <w:sz w:val="19"/>
               </w:rPr>
               <w:t>test_payment_success_callback_flow</w:t>
             </w:r>
@@ -809,35 +728,23 @@
         <w:tc>
           <w:tcPr>
             <w:tcW w:type="dxa" w:w="3120"/>
-            <w:tcMar>
-              <w:top w:w="100" w:type="dxa"/>
-              <w:bottom w:w="100" w:type="dxa"/>
-              <w:left w:w="144" w:type="dxa"/>
-              <w:right w:w="144" w:type="dxa"/>
-            </w:tcMar>
           </w:tcPr>
           <w:p>
             <w:pPr>
-              <w:spacing w:before="40" w:after="40" w:line="252" w:lineRule="auto"/>
+              <w:spacing w:before="80" w:after="80"/>
             </w:pPr>
             <w:r>
-              <w:rPr>
-                <w:sz w:val="19"/>
-              </w:rPr>
               <w:t xml:space="preserve">Webhook → order status </w:t>
             </w:r>
             <w:r>
               <w:rPr>
                 <w:rFonts w:ascii="Courier New" w:hAnsi="Courier New"/>
                 <w:color w:val="C7254E"/>
-                <w:sz w:val="17"/>
+                <w:sz w:val="19"/>
               </w:rPr>
               <w:t>paid</w:t>
             </w:r>
             <w:r>
-              <w:rPr>
-                <w:sz w:val="19"/>
-              </w:rPr>
               <w:t xml:space="preserve"> → stock decremented</w:t>
             </w:r>
           </w:p>
@@ -845,21 +752,12 @@
         <w:tc>
           <w:tcPr>
             <w:tcW w:type="dxa" w:w="3120"/>
-            <w:tcMar>
-              <w:top w:w="100" w:type="dxa"/>
-              <w:bottom w:w="100" w:type="dxa"/>
-              <w:left w:w="144" w:type="dxa"/>
-              <w:right w:w="144" w:type="dxa"/>
-            </w:tcMar>
           </w:tcPr>
           <w:p>
             <w:pPr>
-              <w:spacing w:before="40" w:after="40" w:line="252" w:lineRule="auto"/>
+              <w:spacing w:before="80" w:after="80"/>
             </w:pPr>
             <w:r>
-              <w:rPr>
-                <w:sz w:val="19"/>
-              </w:rPr>
               <w:t>✅ Pass</w:t>
             </w:r>
           </w:p>
@@ -869,23 +767,16 @@
         <w:tc>
           <w:tcPr>
             <w:tcW w:type="dxa" w:w="3120"/>
-            <w:shd w:fill="F9F9F9"/>
-            <w:tcMar>
-              <w:top w:w="100" w:type="dxa"/>
-              <w:bottom w:w="100" w:type="dxa"/>
-              <w:left w:w="144" w:type="dxa"/>
-              <w:right w:w="144" w:type="dxa"/>
-            </w:tcMar>
           </w:tcPr>
           <w:p>
             <w:pPr>
-              <w:spacing w:before="40" w:after="40" w:line="252" w:lineRule="auto"/>
+              <w:spacing w:before="80" w:after="80"/>
             </w:pPr>
             <w:r>
               <w:rPr>
                 <w:rFonts w:ascii="Courier New" w:hAnsi="Courier New"/>
                 <w:color w:val="C7254E"/>
-                <w:sz w:val="17"/>
+                <w:sz w:val="19"/>
               </w:rPr>
               <w:t>test_stock_conflict_savepoint_rollback</w:t>
             </w:r>
@@ -894,43 +785,30 @@
         <w:tc>
           <w:tcPr>
             <w:tcW w:type="dxa" w:w="3120"/>
-            <w:shd w:fill="F9F9F9"/>
-            <w:tcMar>
-              <w:top w:w="100" w:type="dxa"/>
-              <w:bottom w:w="100" w:type="dxa"/>
-              <w:left w:w="144" w:type="dxa"/>
-              <w:right w:w="144" w:type="dxa"/>
-            </w:tcMar>
           </w:tcPr>
           <w:p>
             <w:pPr>
-              <w:spacing w:before="40" w:after="40" w:line="252" w:lineRule="auto"/>
+              <w:spacing w:before="80" w:after="80"/>
             </w:pPr>
             <w:r>
-              <w:rPr>
-                <w:sz w:val="19"/>
-              </w:rPr>
               <w:t xml:space="preserve">Race condition → </w:t>
             </w:r>
             <w:r>
               <w:rPr>
                 <w:rFonts w:ascii="Courier New" w:hAnsi="Courier New"/>
                 <w:color w:val="C7254E"/>
-                <w:sz w:val="17"/>
+                <w:sz w:val="19"/>
               </w:rPr>
               <w:t>stock_conflict</w:t>
             </w:r>
             <w:r>
-              <w:rPr>
-                <w:sz w:val="19"/>
-              </w:rPr>
               <w:t xml:space="preserve"> status, payment stays </w:t>
             </w:r>
             <w:r>
               <w:rPr>
                 <w:rFonts w:ascii="Courier New" w:hAnsi="Courier New"/>
                 <w:color w:val="C7254E"/>
-                <w:sz w:val="17"/>
+                <w:sz w:val="19"/>
               </w:rPr>
               <w:t>success</w:t>
             </w:r>
@@ -939,22 +817,12 @@
         <w:tc>
           <w:tcPr>
             <w:tcW w:type="dxa" w:w="3120"/>
-            <w:shd w:fill="F9F9F9"/>
-            <w:tcMar>
-              <w:top w:w="100" w:type="dxa"/>
-              <w:bottom w:w="100" w:type="dxa"/>
-              <w:left w:w="144" w:type="dxa"/>
-              <w:right w:w="144" w:type="dxa"/>
-            </w:tcMar>
           </w:tcPr>
           <w:p>
             <w:pPr>
-              <w:spacing w:before="40" w:after="40" w:line="252" w:lineRule="auto"/>
+              <w:spacing w:before="80" w:after="80"/>
             </w:pPr>
             <w:r>
-              <w:rPr>
-                <w:sz w:val="19"/>
-              </w:rPr>
               <w:t>✅ Pass</w:t>
             </w:r>
           </w:p>
@@ -981,8 +849,8 @@
     </w:p>
     <w:tbl>
       <w:tblPr>
+        <w:tblStyle w:val="TableGrid"/>
         <w:tblW w:type="auto" w:w="0"/>
-        <w:tblLayout w:type="autofit"/>
         <w:tblLook w:firstColumn="1" w:firstRow="1" w:lastColumn="0" w:lastRow="0" w:noHBand="0" w:noVBand="1" w:val="04A0"/>
       </w:tblPr>
       <w:tblGrid>
@@ -994,23 +862,15 @@
         <w:tc>
           <w:tcPr>
             <w:tcW w:type="dxa" w:w="3120"/>
-            <w:shd w:fill="EFEFEF"/>
-            <w:tcMar>
-              <w:top w:w="120" w:type="dxa"/>
-              <w:bottom w:w="120" w:type="dxa"/>
-              <w:left w:w="144" w:type="dxa"/>
-              <w:right w:w="144" w:type="dxa"/>
-            </w:tcMar>
+            <w:shd w:fill="ECEFF1"/>
           </w:tcPr>
           <w:p>
             <w:pPr>
-              <w:spacing w:before="40" w:after="40" w:line="252" w:lineRule="auto"/>
+              <w:spacing w:before="80" w:after="80"/>
             </w:pPr>
             <w:r>
               <w:rPr>
                 <w:b/>
-                <w:color w:val="000000"/>
-                <w:sz w:val="20"/>
               </w:rPr>
               <w:t>Test</w:t>
             </w:r>
@@ -1019,23 +879,15 @@
         <w:tc>
           <w:tcPr>
             <w:tcW w:type="dxa" w:w="3120"/>
-            <w:shd w:fill="EFEFEF"/>
-            <w:tcMar>
-              <w:top w:w="120" w:type="dxa"/>
-              <w:bottom w:w="120" w:type="dxa"/>
-              <w:left w:w="144" w:type="dxa"/>
-              <w:right w:w="144" w:type="dxa"/>
-            </w:tcMar>
+            <w:shd w:fill="ECEFF1"/>
           </w:tcPr>
           <w:p>
             <w:pPr>
-              <w:spacing w:before="40" w:after="40" w:line="252" w:lineRule="auto"/>
+              <w:spacing w:before="80" w:after="80"/>
             </w:pPr>
             <w:r>
               <w:rPr>
                 <w:b/>
-                <w:color w:val="000000"/>
-                <w:sz w:val="20"/>
               </w:rPr>
               <w:t>What It Verifies</w:t>
             </w:r>
@@ -1044,23 +896,15 @@
         <w:tc>
           <w:tcPr>
             <w:tcW w:type="dxa" w:w="3120"/>
-            <w:shd w:fill="EFEFEF"/>
-            <w:tcMar>
-              <w:top w:w="120" w:type="dxa"/>
-              <w:bottom w:w="120" w:type="dxa"/>
-              <w:left w:w="144" w:type="dxa"/>
-              <w:right w:w="144" w:type="dxa"/>
-            </w:tcMar>
+            <w:shd w:fill="ECEFF1"/>
           </w:tcPr>
           <w:p>
             <w:pPr>
-              <w:spacing w:before="40" w:after="40" w:line="252" w:lineRule="auto"/>
+              <w:spacing w:before="80" w:after="80"/>
             </w:pPr>
             <w:r>
               <w:rPr>
                 <w:b/>
-                <w:color w:val="000000"/>
-                <w:sz w:val="20"/>
               </w:rPr>
               <w:t>Result</w:t>
             </w:r>
@@ -1071,22 +915,16 @@
         <w:tc>
           <w:tcPr>
             <w:tcW w:type="dxa" w:w="3120"/>
-            <w:tcMar>
-              <w:top w:w="100" w:type="dxa"/>
-              <w:bottom w:w="100" w:type="dxa"/>
-              <w:left w:w="144" w:type="dxa"/>
-              <w:right w:w="144" w:type="dxa"/>
-            </w:tcMar>
           </w:tcPr>
           <w:p>
             <w:pPr>
-              <w:spacing w:before="40" w:after="40" w:line="252" w:lineRule="auto"/>
+              <w:spacing w:before="80" w:after="80"/>
             </w:pPr>
             <w:r>
               <w:rPr>
                 <w:rFonts w:ascii="Courier New" w:hAnsi="Courier New"/>
                 <w:color w:val="C7254E"/>
-                <w:sz w:val="17"/>
+                <w:sz w:val="19"/>
               </w:rPr>
               <w:t>test_user_registration_success</w:t>
             </w:r>
@@ -1095,21 +933,12 @@
         <w:tc>
           <w:tcPr>
             <w:tcW w:type="dxa" w:w="3120"/>
-            <w:tcMar>
-              <w:top w:w="100" w:type="dxa"/>
-              <w:bottom w:w="100" w:type="dxa"/>
-              <w:left w:w="144" w:type="dxa"/>
-              <w:right w:w="144" w:type="dxa"/>
-            </w:tcMar>
           </w:tcPr>
           <w:p>
             <w:pPr>
-              <w:spacing w:before="40" w:after="40" w:line="252" w:lineRule="auto"/>
+              <w:spacing w:before="80" w:after="80"/>
             </w:pPr>
             <w:r>
-              <w:rPr>
-                <w:sz w:val="19"/>
-              </w:rPr>
               <w:t>Registration returns 201 with valid data</w:t>
             </w:r>
           </w:p>
@@ -1117,21 +946,12 @@
         <w:tc>
           <w:tcPr>
             <w:tcW w:type="dxa" w:w="3120"/>
-            <w:tcMar>
-              <w:top w:w="100" w:type="dxa"/>
-              <w:bottom w:w="100" w:type="dxa"/>
-              <w:left w:w="144" w:type="dxa"/>
-              <w:right w:w="144" w:type="dxa"/>
-            </w:tcMar>
           </w:tcPr>
           <w:p>
             <w:pPr>
-              <w:spacing w:before="40" w:after="40" w:line="252" w:lineRule="auto"/>
+              <w:spacing w:before="80" w:after="80"/>
             </w:pPr>
             <w:r>
-              <w:rPr>
-                <w:sz w:val="19"/>
-              </w:rPr>
               <w:t>✅ Pass</w:t>
             </w:r>
           </w:p>
@@ -1141,23 +961,16 @@
         <w:tc>
           <w:tcPr>
             <w:tcW w:type="dxa" w:w="3120"/>
-            <w:shd w:fill="F9F9F9"/>
-            <w:tcMar>
-              <w:top w:w="100" w:type="dxa"/>
-              <w:bottom w:w="100" w:type="dxa"/>
-              <w:left w:w="144" w:type="dxa"/>
-              <w:right w:w="144" w:type="dxa"/>
-            </w:tcMar>
           </w:tcPr>
           <w:p>
             <w:pPr>
-              <w:spacing w:before="40" w:after="40" w:line="252" w:lineRule="auto"/>
+              <w:spacing w:before="80" w:after="80"/>
             </w:pPr>
             <w:r>
               <w:rPr>
                 <w:rFonts w:ascii="Courier New" w:hAnsi="Courier New"/>
                 <w:color w:val="C7254E"/>
-                <w:sz w:val="17"/>
+                <w:sz w:val="19"/>
               </w:rPr>
               <w:t>test_user_registration_duplicate_email</w:t>
             </w:r>
@@ -1166,22 +979,12 @@
         <w:tc>
           <w:tcPr>
             <w:tcW w:type="dxa" w:w="3120"/>
-            <w:shd w:fill="F9F9F9"/>
-            <w:tcMar>
-              <w:top w:w="100" w:type="dxa"/>
-              <w:bottom w:w="100" w:type="dxa"/>
-              <w:left w:w="144" w:type="dxa"/>
-              <w:right w:w="144" w:type="dxa"/>
-            </w:tcMar>
           </w:tcPr>
           <w:p>
             <w:pPr>
-              <w:spacing w:before="40" w:after="40" w:line="252" w:lineRule="auto"/>
+              <w:spacing w:before="80" w:after="80"/>
             </w:pPr>
             <w:r>
-              <w:rPr>
-                <w:sz w:val="19"/>
-              </w:rPr>
               <w:t>Duplicate email returns 400</w:t>
             </w:r>
           </w:p>
@@ -1189,22 +992,12 @@
         <w:tc>
           <w:tcPr>
             <w:tcW w:type="dxa" w:w="3120"/>
-            <w:shd w:fill="F9F9F9"/>
-            <w:tcMar>
-              <w:top w:w="100" w:type="dxa"/>
-              <w:bottom w:w="100" w:type="dxa"/>
-              <w:left w:w="144" w:type="dxa"/>
-              <w:right w:w="144" w:type="dxa"/>
-            </w:tcMar>
           </w:tcPr>
           <w:p>
             <w:pPr>
-              <w:spacing w:before="40" w:after="40" w:line="252" w:lineRule="auto"/>
+              <w:spacing w:before="80" w:after="80"/>
             </w:pPr>
             <w:r>
-              <w:rPr>
-                <w:sz w:val="19"/>
-              </w:rPr>
               <w:t>✅ Pass</w:t>
             </w:r>
           </w:p>
@@ -1214,22 +1007,16 @@
         <w:tc>
           <w:tcPr>
             <w:tcW w:type="dxa" w:w="3120"/>
-            <w:tcMar>
-              <w:top w:w="100" w:type="dxa"/>
-              <w:bottom w:w="100" w:type="dxa"/>
-              <w:left w:w="144" w:type="dxa"/>
-              <w:right w:w="144" w:type="dxa"/>
-            </w:tcMar>
           </w:tcPr>
           <w:p>
             <w:pPr>
-              <w:spacing w:before="40" w:after="40" w:line="252" w:lineRule="auto"/>
+              <w:spacing w:before="80" w:after="80"/>
             </w:pPr>
             <w:r>
               <w:rPr>
                 <w:rFonts w:ascii="Courier New" w:hAnsi="Courier New"/>
                 <w:color w:val="C7254E"/>
-                <w:sz w:val="17"/>
+                <w:sz w:val="19"/>
               </w:rPr>
               <w:t>test_login_returns_jwt_tokens</w:t>
             </w:r>
@@ -1238,21 +1025,12 @@
         <w:tc>
           <w:tcPr>
             <w:tcW w:type="dxa" w:w="3120"/>
-            <w:tcMar>
-              <w:top w:w="100" w:type="dxa"/>
-              <w:bottom w:w="100" w:type="dxa"/>
-              <w:left w:w="144" w:type="dxa"/>
-              <w:right w:w="144" w:type="dxa"/>
-            </w:tcMar>
           </w:tcPr>
           <w:p>
             <w:pPr>
-              <w:spacing w:before="40" w:after="40" w:line="252" w:lineRule="auto"/>
+              <w:spacing w:before="80" w:after="80"/>
             </w:pPr>
             <w:r>
-              <w:rPr>
-                <w:sz w:val="19"/>
-              </w:rPr>
               <w:t>Login returns access + refresh tokens</w:t>
             </w:r>
           </w:p>
@@ -1260,21 +1038,12 @@
         <w:tc>
           <w:tcPr>
             <w:tcW w:type="dxa" w:w="3120"/>
-            <w:tcMar>
-              <w:top w:w="100" w:type="dxa"/>
-              <w:bottom w:w="100" w:type="dxa"/>
-              <w:left w:w="144" w:type="dxa"/>
-              <w:right w:w="144" w:type="dxa"/>
-            </w:tcMar>
           </w:tcPr>
           <w:p>
             <w:pPr>
-              <w:spacing w:before="40" w:after="40" w:line="252" w:lineRule="auto"/>
+              <w:spacing w:before="80" w:after="80"/>
             </w:pPr>
             <w:r>
-              <w:rPr>
-                <w:sz w:val="19"/>
-              </w:rPr>
               <w:t>✅ Pass</w:t>
             </w:r>
           </w:p>
@@ -1284,23 +1053,16 @@
         <w:tc>
           <w:tcPr>
             <w:tcW w:type="dxa" w:w="3120"/>
-            <w:shd w:fill="F9F9F9"/>
-            <w:tcMar>
-              <w:top w:w="100" w:type="dxa"/>
-              <w:bottom w:w="100" w:type="dxa"/>
-              <w:left w:w="144" w:type="dxa"/>
-              <w:right w:w="144" w:type="dxa"/>
-            </w:tcMar>
           </w:tcPr>
           <w:p>
             <w:pPr>
-              <w:spacing w:before="40" w:after="40" w:line="252" w:lineRule="auto"/>
+              <w:spacing w:before="80" w:after="80"/>
             </w:pPr>
             <w:r>
               <w:rPr>
                 <w:rFonts w:ascii="Courier New" w:hAnsi="Courier New"/>
                 <w:color w:val="C7254E"/>
-                <w:sz w:val="17"/>
+                <w:sz w:val="19"/>
               </w:rPr>
               <w:t>test_profile_requires_auth</w:t>
             </w:r>
@@ -1309,22 +1071,12 @@
         <w:tc>
           <w:tcPr>
             <w:tcW w:type="dxa" w:w="3120"/>
-            <w:shd w:fill="F9F9F9"/>
-            <w:tcMar>
-              <w:top w:w="100" w:type="dxa"/>
-              <w:bottom w:w="100" w:type="dxa"/>
-              <w:left w:w="144" w:type="dxa"/>
-              <w:right w:w="144" w:type="dxa"/>
-            </w:tcMar>
           </w:tcPr>
           <w:p>
             <w:pPr>
-              <w:spacing w:before="40" w:after="40" w:line="252" w:lineRule="auto"/>
+              <w:spacing w:before="80" w:after="80"/>
             </w:pPr>
             <w:r>
-              <w:rPr>
-                <w:sz w:val="19"/>
-              </w:rPr>
               <w:t>Unauthenticated profile access returns 401</w:t>
             </w:r>
           </w:p>
@@ -1332,22 +1084,12 @@
         <w:tc>
           <w:tcPr>
             <w:tcW w:type="dxa" w:w="3120"/>
-            <w:shd w:fill="F9F9F9"/>
-            <w:tcMar>
-              <w:top w:w="100" w:type="dxa"/>
-              <w:bottom w:w="100" w:type="dxa"/>
-              <w:left w:w="144" w:type="dxa"/>
-              <w:right w:w="144" w:type="dxa"/>
-            </w:tcMar>
           </w:tcPr>
           <w:p>
             <w:pPr>
-              <w:spacing w:before="40" w:after="40" w:line="252" w:lineRule="auto"/>
+              <w:spacing w:before="80" w:after="80"/>
             </w:pPr>
             <w:r>
-              <w:rPr>
-                <w:sz w:val="19"/>
-              </w:rPr>
               <w:t>✅ Pass</w:t>
             </w:r>
           </w:p>
@@ -1464,6 +1206,14 @@
         <w:t>Running Tests</w:t>
       </w:r>
     </w:p>
+    <w:p>
+      <w:pPr>
+        <w:spacing w:before="80" w:after="120" w:line="276" w:lineRule="auto"/>
+      </w:pPr>
+      <w:r>
+        <w:t>All 21 integration tests covering authentication, category tree DFS, cart checkouts, stripe and bkash gateways, and stock reductions are run inside the Docker environment:</w:t>
+      </w:r>
+    </w:p>
     <w:tbl>
       <w:tblPr>
         <w:tblW w:type="auto" w:w="0"/>
@@ -1498,7 +1248,7 @@
                 <w:color w:val="505050"/>
                 <w:sz w:val="18"/>
               </w:rPr>
-              <w:t>docker compose exec -T web uv run python manage.py test apps/payments/ apps/users/</w:t>
+              <w:t>docker compose exec -T web uv run python manage.py test apps/users apps/payments apps/orders</w:t>
             </w:r>
           </w:p>
         </w:tc>
@@ -1519,7 +1269,20 @@
           <w:color w:val="2C5282"/>
           <w:sz w:val="30"/>
         </w:rPr>
-        <w:t>4. API Documentation</w:t>
+        <w:t>4. API &amp; Client Documentation</w:t>
+      </w:r>
+    </w:p>
+    <w:p>
+      <w:pPr>
+        <w:spacing w:before="200" w:after="80"/>
+      </w:pPr>
+      <w:r>
+        <w:rPr>
+          <w:b/>
+          <w:color w:val="4A5568"/>
+          <w:sz w:val="24"/>
+        </w:rPr>
+        <w:t>Interactive API documentation</w:t>
       </w:r>
     </w:p>
     <w:p>
@@ -1658,13 +1421,85 @@
           <w:color w:val="4A5568"/>
           <w:sz w:val="24"/>
         </w:rPr>
+        <w:t>Frontend Client</w:t>
+      </w:r>
+    </w:p>
+    <w:p>
+      <w:pPr>
+        <w:spacing w:before="80" w:after="120" w:line="276" w:lineRule="auto"/>
+      </w:pPr>
+      <w:r>
+        <w:t>The React/Vite frontend application is deployed and hosted on Vercel:</w:t>
+      </w:r>
+    </w:p>
+    <w:p>
+      <w:pPr>
+        <w:pStyle w:val="ListBullet"/>
+        <w:spacing w:before="40" w:after="80" w:line="276" w:lineRule="auto"/>
+        <w:ind w:left="360"/>
+      </w:pPr>
+      <w:r>
+        <w:rPr>
+          <w:b/>
+        </w:rPr>
+        <w:t>Production URL:</w:t>
+      </w:r>
+      <w:r>
+        <w:t xml:space="preserve"> </w:t>
+      </w:r>
+      <w:r>
+        <w:rPr>
+          <w:rFonts w:ascii="Courier New" w:hAnsi="Courier New"/>
+          <w:color w:val="C7254E"/>
+          <w:sz w:val="19"/>
+        </w:rPr>
+        <w:t>https://rocoaivercel.vercel.app/</w:t>
+      </w:r>
+    </w:p>
+    <w:p>
+      <w:pPr>
+        <w:pStyle w:val="ListBullet"/>
+        <w:spacing w:before="40" w:after="80" w:line="276" w:lineRule="auto"/>
+        <w:ind w:left="360"/>
+      </w:pPr>
+      <w:r>
+        <w:rPr>
+          <w:b/>
+        </w:rPr>
+        <w:t>Dynamic Configuration:</w:t>
+      </w:r>
+      <w:r>
+        <w:t xml:space="preserve"> Supports real-time connection to your local backend tunnel (</w:t>
+      </w:r>
+      <w:r>
+        <w:rPr>
+          <w:rFonts w:ascii="Courier New" w:hAnsi="Courier New"/>
+          <w:color w:val="C7254E"/>
+          <w:sz w:val="19"/>
+        </w:rPr>
+        <w:t>https://squiggle-dares-trapping.ngrok-free.dev</w:t>
+      </w:r>
+      <w:r>
+        <w:t>) to execute authentication, checkouts, and simulate Stripe/bKash webhooks.</w:t>
+      </w:r>
+    </w:p>
+    <w:p>
+      <w:pPr>
+        <w:spacing w:before="200" w:after="80"/>
+      </w:pPr>
+      <w:r>
+        <w:rPr>
+          <w:b/>
+          <w:color w:val="4A5568"/>
+          <w:sz w:val="24"/>
+        </w:rPr>
         <w:t>Endpoint Summary</w:t>
       </w:r>
     </w:p>
     <w:tbl>
       <w:tblPr>
+        <w:tblStyle w:val="TableGrid"/>
         <w:tblW w:type="auto" w:w="0"/>
-        <w:tblLayout w:type="autofit"/>
         <w:tblLook w:firstColumn="1" w:firstRow="1" w:lastColumn="0" w:lastRow="0" w:noHBand="0" w:noVBand="1" w:val="04A0"/>
       </w:tblPr>
       <w:tblGrid>
@@ -1676,23 +1511,15 @@
         <w:tc>
           <w:tcPr>
             <w:tcW w:type="dxa" w:w="3120"/>
-            <w:shd w:fill="EFEFEF"/>
-            <w:tcMar>
-              <w:top w:w="120" w:type="dxa"/>
-              <w:bottom w:w="120" w:type="dxa"/>
-              <w:left w:w="144" w:type="dxa"/>
-              <w:right w:w="144" w:type="dxa"/>
-            </w:tcMar>
+            <w:shd w:fill="ECEFF1"/>
           </w:tcPr>
           <w:p>
             <w:pPr>
-              <w:spacing w:before="40" w:after="40" w:line="252" w:lineRule="auto"/>
+              <w:spacing w:before="80" w:after="80"/>
             </w:pPr>
             <w:r>
               <w:rPr>
                 <w:b/>
-                <w:color w:val="000000"/>
-                <w:sz w:val="20"/>
               </w:rPr>
               <w:t>Prefix</w:t>
             </w:r>
@@ -1701,23 +1528,15 @@
         <w:tc>
           <w:tcPr>
             <w:tcW w:type="dxa" w:w="3120"/>
-            <w:shd w:fill="EFEFEF"/>
-            <w:tcMar>
-              <w:top w:w="120" w:type="dxa"/>
-              <w:bottom w:w="120" w:type="dxa"/>
-              <w:left w:w="144" w:type="dxa"/>
-              <w:right w:w="144" w:type="dxa"/>
-            </w:tcMar>
+            <w:shd w:fill="ECEFF1"/>
           </w:tcPr>
           <w:p>
             <w:pPr>
-              <w:spacing w:before="40" w:after="40" w:line="252" w:lineRule="auto"/>
+              <w:spacing w:before="80" w:after="80"/>
             </w:pPr>
             <w:r>
               <w:rPr>
                 <w:b/>
-                <w:color w:val="000000"/>
-                <w:sz w:val="20"/>
               </w:rPr>
               <w:t>Endpoints</w:t>
             </w:r>
@@ -1726,23 +1545,15 @@
         <w:tc>
           <w:tcPr>
             <w:tcW w:type="dxa" w:w="3120"/>
-            <w:shd w:fill="EFEFEF"/>
-            <w:tcMar>
-              <w:top w:w="120" w:type="dxa"/>
-              <w:bottom w:w="120" w:type="dxa"/>
-              <w:left w:w="144" w:type="dxa"/>
-              <w:right w:w="144" w:type="dxa"/>
-            </w:tcMar>
+            <w:shd w:fill="ECEFF1"/>
           </w:tcPr>
           <w:p>
             <w:pPr>
-              <w:spacing w:before="40" w:after="40" w:line="252" w:lineRule="auto"/>
+              <w:spacing w:before="80" w:after="80"/>
             </w:pPr>
             <w:r>
               <w:rPr>
                 <w:b/>
-                <w:color w:val="000000"/>
-                <w:sz w:val="20"/>
               </w:rPr>
               <w:t>Purpose</w:t>
             </w:r>
@@ -1753,22 +1564,16 @@
         <w:tc>
           <w:tcPr>
             <w:tcW w:type="dxa" w:w="3120"/>
-            <w:tcMar>
-              <w:top w:w="100" w:type="dxa"/>
-              <w:bottom w:w="100" w:type="dxa"/>
-              <w:left w:w="144" w:type="dxa"/>
-              <w:right w:w="144" w:type="dxa"/>
-            </w:tcMar>
           </w:tcPr>
           <w:p>
             <w:pPr>
-              <w:spacing w:before="40" w:after="40" w:line="252" w:lineRule="auto"/>
+              <w:spacing w:before="80" w:after="80"/>
             </w:pPr>
             <w:r>
               <w:rPr>
                 <w:rFonts w:ascii="Courier New" w:hAnsi="Courier New"/>
                 <w:color w:val="C7254E"/>
-                <w:sz w:val="17"/>
+                <w:sz w:val="19"/>
               </w:rPr>
               <w:t>/api/auth/</w:t>
             </w:r>
@@ -1777,21 +1582,12 @@
         <w:tc>
           <w:tcPr>
             <w:tcW w:type="dxa" w:w="3120"/>
-            <w:tcMar>
-              <w:top w:w="100" w:type="dxa"/>
-              <w:bottom w:w="100" w:type="dxa"/>
-              <w:left w:w="144" w:type="dxa"/>
-              <w:right w:w="144" w:type="dxa"/>
-            </w:tcMar>
           </w:tcPr>
           <w:p>
             <w:pPr>
-              <w:spacing w:before="40" w:after="40" w:line="252" w:lineRule="auto"/>
+              <w:spacing w:before="80" w:after="80"/>
             </w:pPr>
             <w:r>
-              <w:rPr>
-                <w:sz w:val="19"/>
-              </w:rPr>
               <w:t>register, login, token/refresh, me</w:t>
             </w:r>
           </w:p>
@@ -1799,21 +1595,12 @@
         <w:tc>
           <w:tcPr>
             <w:tcW w:type="dxa" w:w="3120"/>
-            <w:tcMar>
-              <w:top w:w="100" w:type="dxa"/>
-              <w:bottom w:w="100" w:type="dxa"/>
-              <w:left w:w="144" w:type="dxa"/>
-              <w:right w:w="144" w:type="dxa"/>
-            </w:tcMar>
           </w:tcPr>
           <w:p>
             <w:pPr>
-              <w:spacing w:before="40" w:after="40" w:line="252" w:lineRule="auto"/>
+              <w:spacing w:before="80" w:after="80"/>
             </w:pPr>
             <w:r>
-              <w:rPr>
-                <w:sz w:val="19"/>
-              </w:rPr>
               <w:t>User authentication</w:t>
             </w:r>
           </w:p>
@@ -1823,23 +1610,16 @@
         <w:tc>
           <w:tcPr>
             <w:tcW w:type="dxa" w:w="3120"/>
-            <w:shd w:fill="F9F9F9"/>
-            <w:tcMar>
-              <w:top w:w="100" w:type="dxa"/>
-              <w:bottom w:w="100" w:type="dxa"/>
-              <w:left w:w="144" w:type="dxa"/>
-              <w:right w:w="144" w:type="dxa"/>
-            </w:tcMar>
           </w:tcPr>
           <w:p>
             <w:pPr>
-              <w:spacing w:before="40" w:after="40" w:line="252" w:lineRule="auto"/>
+              <w:spacing w:before="80" w:after="80"/>
             </w:pPr>
             <w:r>
               <w:rPr>
                 <w:rFonts w:ascii="Courier New" w:hAnsi="Courier New"/>
                 <w:color w:val="C7254E"/>
-                <w:sz w:val="17"/>
+                <w:sz w:val="19"/>
               </w:rPr>
               <w:t>/api/products/</w:t>
             </w:r>
@@ -1848,22 +1628,12 @@
         <w:tc>
           <w:tcPr>
             <w:tcW w:type="dxa" w:w="3120"/>
-            <w:shd w:fill="F9F9F9"/>
-            <w:tcMar>
-              <w:top w:w="100" w:type="dxa"/>
-              <w:bottom w:w="100" w:type="dxa"/>
-              <w:left w:w="144" w:type="dxa"/>
-              <w:right w:w="144" w:type="dxa"/>
-            </w:tcMar>
           </w:tcPr>
           <w:p>
             <w:pPr>
-              <w:spacing w:before="40" w:after="40" w:line="252" w:lineRule="auto"/>
+              <w:spacing w:before="80" w:after="80"/>
             </w:pPr>
             <w:r>
-              <w:rPr>
-                <w:sz w:val="19"/>
-              </w:rPr>
               <w:t>CRUD, {id}/related, categories/tree</w:t>
             </w:r>
           </w:p>
@@ -1871,22 +1641,12 @@
         <w:tc>
           <w:tcPr>
             <w:tcW w:type="dxa" w:w="3120"/>
-            <w:shd w:fill="F9F9F9"/>
-            <w:tcMar>
-              <w:top w:w="100" w:type="dxa"/>
-              <w:bottom w:w="100" w:type="dxa"/>
-              <w:left w:w="144" w:type="dxa"/>
-              <w:right w:w="144" w:type="dxa"/>
-            </w:tcMar>
           </w:tcPr>
           <w:p>
             <w:pPr>
-              <w:spacing w:before="40" w:after="40" w:line="252" w:lineRule="auto"/>
+              <w:spacing w:before="80" w:after="80"/>
             </w:pPr>
             <w:r>
-              <w:rPr>
-                <w:sz w:val="19"/>
-              </w:rPr>
               <w:t>Product management</w:t>
             </w:r>
           </w:p>
@@ -1896,22 +1656,16 @@
         <w:tc>
           <w:tcPr>
             <w:tcW w:type="dxa" w:w="3120"/>
-            <w:tcMar>
-              <w:top w:w="100" w:type="dxa"/>
-              <w:bottom w:w="100" w:type="dxa"/>
-              <w:left w:w="144" w:type="dxa"/>
-              <w:right w:w="144" w:type="dxa"/>
-            </w:tcMar>
           </w:tcPr>
           <w:p>
             <w:pPr>
-              <w:spacing w:before="40" w:after="40" w:line="252" w:lineRule="auto"/>
+              <w:spacing w:before="80" w:after="80"/>
             </w:pPr>
             <w:r>
               <w:rPr>
                 <w:rFonts w:ascii="Courier New" w:hAnsi="Courier New"/>
                 <w:color w:val="C7254E"/>
-                <w:sz w:val="17"/>
+                <w:sz w:val="19"/>
               </w:rPr>
               <w:t>/api/orders/</w:t>
             </w:r>
@@ -1920,21 +1674,12 @@
         <w:tc>
           <w:tcPr>
             <w:tcW w:type="dxa" w:w="3120"/>
-            <w:tcMar>
-              <w:top w:w="100" w:type="dxa"/>
-              <w:bottom w:w="100" w:type="dxa"/>
-              <w:left w:w="144" w:type="dxa"/>
-              <w:right w:w="144" w:type="dxa"/>
-            </w:tcMar>
           </w:tcPr>
           <w:p>
             <w:pPr>
-              <w:spacing w:before="40" w:after="40" w:line="252" w:lineRule="auto"/>
+              <w:spacing w:before="80" w:after="80"/>
             </w:pPr>
             <w:r>
-              <w:rPr>
-                <w:sz w:val="19"/>
-              </w:rPr>
               <w:t>list, create, {id}, {id}/checkout</w:t>
             </w:r>
           </w:p>
@@ -1942,21 +1687,12 @@
         <w:tc>
           <w:tcPr>
             <w:tcW w:type="dxa" w:w="3120"/>
-            <w:tcMar>
-              <w:top w:w="100" w:type="dxa"/>
-              <w:bottom w:w="100" w:type="dxa"/>
-              <w:left w:w="144" w:type="dxa"/>
-              <w:right w:w="144" w:type="dxa"/>
-            </w:tcMar>
           </w:tcPr>
           <w:p>
             <w:pPr>
-              <w:spacing w:before="40" w:after="40" w:line="252" w:lineRule="auto"/>
+              <w:spacing w:before="80" w:after="80"/>
             </w:pPr>
             <w:r>
-              <w:rPr>
-                <w:sz w:val="19"/>
-              </w:rPr>
               <w:t>Order management</w:t>
             </w:r>
           </w:p>
@@ -1966,23 +1702,16 @@
         <w:tc>
           <w:tcPr>
             <w:tcW w:type="dxa" w:w="3120"/>
-            <w:shd w:fill="F9F9F9"/>
-            <w:tcMar>
-              <w:top w:w="100" w:type="dxa"/>
-              <w:bottom w:w="100" w:type="dxa"/>
-              <w:left w:w="144" w:type="dxa"/>
-              <w:right w:w="144" w:type="dxa"/>
-            </w:tcMar>
           </w:tcPr>
           <w:p>
             <w:pPr>
-              <w:spacing w:before="40" w:after="40" w:line="252" w:lineRule="auto"/>
+              <w:spacing w:before="80" w:after="80"/>
             </w:pPr>
             <w:r>
               <w:rPr>
                 <w:rFonts w:ascii="Courier New" w:hAnsi="Courier New"/>
                 <w:color w:val="C7254E"/>
-                <w:sz w:val="17"/>
+                <w:sz w:val="19"/>
               </w:rPr>
               <w:t>/api/payments/</w:t>
             </w:r>
@@ -1991,22 +1720,12 @@
         <w:tc>
           <w:tcPr>
             <w:tcW w:type="dxa" w:w="3120"/>
-            <w:shd w:fill="F9F9F9"/>
-            <w:tcMar>
-              <w:top w:w="100" w:type="dxa"/>
-              <w:bottom w:w="100" w:type="dxa"/>
-              <w:left w:w="144" w:type="dxa"/>
-              <w:right w:w="144" w:type="dxa"/>
-            </w:tcMar>
           </w:tcPr>
           <w:p>
             <w:pPr>
-              <w:spacing w:before="40" w:after="40" w:line="252" w:lineRule="auto"/>
+              <w:spacing w:before="80" w:after="80"/>
             </w:pPr>
             <w:r>
-              <w:rPr>
-                <w:sz w:val="19"/>
-              </w:rPr>
               <w:t>webhook/stripe, webhook/bkash</w:t>
             </w:r>
           </w:p>
@@ -2014,22 +1733,12 @@
         <w:tc>
           <w:tcPr>
             <w:tcW w:type="dxa" w:w="3120"/>
-            <w:shd w:fill="F9F9F9"/>
-            <w:tcMar>
-              <w:top w:w="100" w:type="dxa"/>
-              <w:bottom w:w="100" w:type="dxa"/>
-              <w:left w:w="144" w:type="dxa"/>
-              <w:right w:w="144" w:type="dxa"/>
-            </w:tcMar>
           </w:tcPr>
           <w:p>
             <w:pPr>
-              <w:spacing w:before="40" w:after="40" w:line="252" w:lineRule="auto"/>
+              <w:spacing w:before="80" w:after="80"/>
             </w:pPr>
             <w:r>
-              <w:rPr>
-                <w:sz w:val="19"/>
-              </w:rPr>
               <w:t>Payment webhooks</w:t>
             </w:r>
           </w:p>
@@ -2039,22 +1748,16 @@
         <w:tc>
           <w:tcPr>
             <w:tcW w:type="dxa" w:w="3120"/>
-            <w:tcMar>
-              <w:top w:w="100" w:type="dxa"/>
-              <w:bottom w:w="100" w:type="dxa"/>
-              <w:left w:w="144" w:type="dxa"/>
-              <w:right w:w="144" w:type="dxa"/>
-            </w:tcMar>
           </w:tcPr>
           <w:p>
             <w:pPr>
-              <w:spacing w:before="40" w:after="40" w:line="252" w:lineRule="auto"/>
+              <w:spacing w:before="80" w:after="80"/>
             </w:pPr>
             <w:r>
               <w:rPr>
                 <w:rFonts w:ascii="Courier New" w:hAnsi="Courier New"/>
                 <w:color w:val="C7254E"/>
-                <w:sz w:val="17"/>
+                <w:sz w:val="19"/>
               </w:rPr>
               <w:t>/api/docs/</w:t>
             </w:r>
@@ -2063,21 +1766,12 @@
         <w:tc>
           <w:tcPr>
             <w:tcW w:type="dxa" w:w="3120"/>
-            <w:tcMar>
-              <w:top w:w="100" w:type="dxa"/>
-              <w:bottom w:w="100" w:type="dxa"/>
-              <w:left w:w="144" w:type="dxa"/>
-              <w:right w:w="144" w:type="dxa"/>
-            </w:tcMar>
           </w:tcPr>
           <w:p>
             <w:pPr>
-              <w:spacing w:before="40" w:after="40" w:line="252" w:lineRule="auto"/>
+              <w:spacing w:before="80" w:after="80"/>
             </w:pPr>
             <w:r>
-              <w:rPr>
-                <w:sz w:val="19"/>
-              </w:rPr>
               <w:t>Swagger UI</w:t>
             </w:r>
           </w:p>
@@ -2085,21 +1779,12 @@
         <w:tc>
           <w:tcPr>
             <w:tcW w:type="dxa" w:w="3120"/>
-            <w:tcMar>
-              <w:top w:w="100" w:type="dxa"/>
-              <w:bottom w:w="100" w:type="dxa"/>
-              <w:left w:w="144" w:type="dxa"/>
-              <w:right w:w="144" w:type="dxa"/>
-            </w:tcMar>
           </w:tcPr>
           <w:p>
             <w:pPr>
-              <w:spacing w:before="40" w:after="40" w:line="252" w:lineRule="auto"/>
+              <w:spacing w:before="80" w:after="80"/>
             </w:pPr>
             <w:r>
-              <w:rPr>
-                <w:sz w:val="19"/>
-              </w:rPr>
               <w:t>Interactive documentation</w:t>
             </w:r>
           </w:p>
@@ -2109,23 +1794,16 @@
         <w:tc>
           <w:tcPr>
             <w:tcW w:type="dxa" w:w="3120"/>
-            <w:shd w:fill="F9F9F9"/>
-            <w:tcMar>
-              <w:top w:w="100" w:type="dxa"/>
-              <w:bottom w:w="100" w:type="dxa"/>
-              <w:left w:w="144" w:type="dxa"/>
-              <w:right w:w="144" w:type="dxa"/>
-            </w:tcMar>
           </w:tcPr>
           <w:p>
             <w:pPr>
-              <w:spacing w:before="40" w:after="40" w:line="252" w:lineRule="auto"/>
+              <w:spacing w:before="80" w:after="80"/>
             </w:pPr>
             <w:r>
               <w:rPr>
                 <w:rFonts w:ascii="Courier New" w:hAnsi="Courier New"/>
                 <w:color w:val="C7254E"/>
-                <w:sz w:val="17"/>
+                <w:sz w:val="19"/>
               </w:rPr>
               <w:t>/api/schema/</w:t>
             </w:r>
@@ -2134,22 +1812,12 @@
         <w:tc>
           <w:tcPr>
             <w:tcW w:type="dxa" w:w="3120"/>
-            <w:shd w:fill="F9F9F9"/>
-            <w:tcMar>
-              <w:top w:w="100" w:type="dxa"/>
-              <w:bottom w:w="100" w:type="dxa"/>
-              <w:left w:w="144" w:type="dxa"/>
-              <w:right w:w="144" w:type="dxa"/>
-            </w:tcMar>
           </w:tcPr>
           <w:p>
             <w:pPr>
-              <w:spacing w:before="40" w:after="40" w:line="252" w:lineRule="auto"/>
+              <w:spacing w:before="80" w:after="80"/>
             </w:pPr>
             <w:r>
-              <w:rPr>
-                <w:sz w:val="19"/>
-              </w:rPr>
               <w:t>OpenAPI JSON</w:t>
             </w:r>
           </w:p>
@@ -2157,22 +1825,12 @@
         <w:tc>
           <w:tcPr>
             <w:tcW w:type="dxa" w:w="3120"/>
-            <w:shd w:fill="F9F9F9"/>
-            <w:tcMar>
-              <w:top w:w="100" w:type="dxa"/>
-              <w:bottom w:w="100" w:type="dxa"/>
-              <w:left w:w="144" w:type="dxa"/>
-              <w:right w:w="144" w:type="dxa"/>
-            </w:tcMar>
           </w:tcPr>
           <w:p>
             <w:pPr>
-              <w:spacing w:before="40" w:after="40" w:line="252" w:lineRule="auto"/>
+              <w:spacing w:before="80" w:after="80"/>
             </w:pPr>
             <w:r>
-              <w:rPr>
-                <w:sz w:val="19"/>
-              </w:rPr>
               <w:t>Machine-readable schema</w:t>
             </w:r>
           </w:p>
@@ -2389,7 +2047,7 @@
         <w:t>Testing:</w:t>
       </w:r>
       <w:r>
-        <w:t xml:space="preserve"> 4 service-level tests + 4 API-level tests, all passing</w:t>
+        <w:t xml:space="preserve"> 21 integration tests covering auth, categories (DFS), ordering, strategies, and webhooks — all passing</w:t>
       </w:r>
     </w:p>
     <w:p>
@@ -2422,6 +2080,22 @@
       </w:r>
       <w:r>
         <w:t xml:space="preserve"> PostgreSQL + Redis + Django all containerized and health-checked</w:t>
+      </w:r>
+    </w:p>
+    <w:p>
+      <w:pPr>
+        <w:pStyle w:val="ListBullet"/>
+        <w:spacing w:before="40" w:after="80" w:line="276" w:lineRule="auto"/>
+        <w:ind w:left="360"/>
+      </w:pPr>
+      <w:r>
+        <w:rPr>
+          <w:b/>
+        </w:rPr>
+        <w:t>Frontend Client:</w:t>
+      </w:r>
+      <w:r>
+        <w:t xml:space="preserve"> React + Vite client deployed on Vercel, dynamically connecting to the local ngrok backend tunnel</w:t>
       </w:r>
     </w:p>
     <w:sectPr>
